--- a/SPK Analysis/lyfeat30s and canteenco/SPK Teman Journey x Kanteen n Co - DRAFT.docx
+++ b/SPK Analysis/lyfeat30s and canteenco/SPK Teman Journey x Kanteen n Co - DRAFT.docx
@@ -197,36 +197,25 @@
           </w:tcPr>
           <w:p>
             <w:r>
-              <w:rPr>
-                <w:b w:val="0"/>
-              </w:rPr>
-              <w:t xml:space="preserve">Sabtu, 31 Oktober 2026. Acara pukul 10.00 - 11.30 WIB; akses ruangan pukul </w:t>
+              <w:t xml:space="preserve">Sabtu, 31 Oktober 2026. Acara pukul 10.00 - 11.30 WIB. Akses ruangan pukul </w:t>
             </w:r>
             <w:r>
               <w:rPr>
-                <w:b w:val="0"/>
                 <w:highlight w:val="yellow"/>
               </w:rPr>
-              <w:t>[09.00]</w:t>
+              <w:t>[09.30]</w:t>
             </w:r>
             <w:r>
-              <w:rPr>
-                <w:b w:val="0"/>
-              </w:rPr>
               <w:t xml:space="preserve"> - </w:t>
             </w:r>
             <w:r>
               <w:rPr>
-                <w:b w:val="0"/>
                 <w:highlight w:val="yellow"/>
               </w:rPr>
-              <w:t>[13.00]</w:t>
+              <w:t>[12.30]</w:t>
             </w:r>
             <w:r>
-              <w:rPr>
-                <w:b w:val="0"/>
-              </w:rPr>
-              <w:t xml:space="preserve"> WIB (3 jam venue gratis, termasuk persiapan dan book signing)</w:t>
+              <w:t xml:space="preserve"> WIB (3 jam venue gratis, termasuk persiapan, book signing, dan pembongkaran).</w:t>
             </w:r>
           </w:p>
         </w:tc>
@@ -252,16 +241,12 @@
           <w:p>
             <w:r>
               <w:rPr>
-                <w:b w:val="0"/>
                 <w:highlight w:val="yellow"/>
               </w:rPr>
-              <w:t>[nama ruangan / area]</w:t>
+              <w:t>[nama ruangan / area khusus]</w:t>
             </w:r>
             <w:r>
-              <w:rPr>
-                <w:b w:val="0"/>
-              </w:rPr>
-              <w:t>, tertutup untuk umum selama sesi</w:t>
+              <w:t xml:space="preserve"> yang digunakan hanya oleh peserta dan tim PIHAK PERTAMA. Bagian lain Kanteen n Co tetap beroperasional normal.</w:t>
             </w:r>
           </w:p>
         </w:tc>
@@ -437,6 +422,68 @@
           <w:b w:val="0"/>
         </w:rPr>
         <w:t>5. Buku, activity kit, display, dan materi acara yang dibawa PIHAK PERTAMA atau narasumber tidak dikenai biaya tambahan.</w:t>
+      </w:r>
+    </w:p>
+    <w:p>
+      <w:pPr>
+        <w:ind w:left="454" w:hanging="340"/>
+      </w:pPr>
+      <w:r>
+        <w:t xml:space="preserve">6. Batas waktu dan overrun: ruangan dikosongkan paling lambat pukul </w:t>
+      </w:r>
+      <w:r>
+        <w:rPr>
+          <w:highlight w:val="yellow"/>
+        </w:rPr>
+        <w:t>[12.30]</w:t>
+      </w:r>
+      <w:r>
+        <w:t xml:space="preserve"> WIB, dengan toleransi </w:t>
+      </w:r>
+      <w:r>
+        <w:rPr>
+          <w:highlight w:val="yellow"/>
+        </w:rPr>
+        <w:t>[15]</w:t>
+      </w:r>
+      <w:r>
+        <w:t xml:space="preserve"> menit tanpa biaya. Penggunaan melebihi toleransi dikenakan Rp</w:t>
+      </w:r>
+      <w:r>
+        <w:rPr>
+          <w:highlight w:val="yellow"/>
+        </w:rPr>
+        <w:t>[ ]</w:t>
+      </w:r>
+      <w:r>
+        <w:t xml:space="preserve"> per </w:t>
+      </w:r>
+      <w:r>
+        <w:rPr>
+          <w:highlight w:val="yellow"/>
+        </w:rPr>
+        <w:t>[30]</w:t>
+      </w:r>
+      <w:r>
+        <w:t xml:space="preserve"> menit, maksimal Rp</w:t>
+      </w:r>
+      <w:r>
+        <w:rPr>
+          <w:highlight w:val="yellow"/>
+        </w:rPr>
+        <w:t>[ ]</w:t>
+      </w:r>
+      <w:r>
+        <w:t xml:space="preserve">, dan hanya berlaku bila PIHAK PERTAMA menyetujuinya secara tertulis (WhatsApp atau email) pada hari acara. Tanpa persetujuan tersebut, tidak ada biaya overrun dan PIHAK PERTAMA mengosongkan ruangan. Bila tidak ada pemesanan lain setelah pukul </w:t>
+      </w:r>
+      <w:r>
+        <w:rPr>
+          <w:highlight w:val="yellow"/>
+        </w:rPr>
+        <w:t>[12.30]</w:t>
+      </w:r>
+      <w:r>
+        <w:t>, tidak ada biaya overrun.</w:t>
       </w:r>
     </w:p>
     <w:p>
@@ -706,10 +753,7 @@
         <w:ind w:left="454" w:hanging="340"/>
       </w:pPr>
       <w:r>
-        <w:rPr>
-          <w:b w:val="0"/>
-        </w:rPr>
-        <w:t>1. Sesi berbagi cerita bersifat tertutup. Selama sesi, area acara tidak dapat dimasuki tamu lain. Staf PIHAK KEDUA masuk hanya untuk menyajikan makanan dan minuman pada waktu yang disepakati.</w:t>
+        <w:t>1. Ruangan yang ditetapkan di Pasal 1 hanya digunakan oleh peserta dan tim PIHAK PERTAMA; tamu lain tidak masuk ke ruangan tersebut selama waktu akses. Bagian lain Kanteen n Co tetap beroperasional dan digunakan PIHAK KEDUA sebagaimana biasa. Staf PIHAK KEDUA masuk ke ruangan hanya untuk menyajikan makanan dan minuman pada waktu yang disepakati.</w:t>
       </w:r>
     </w:p>
     <w:p>
@@ -717,10 +761,15 @@
         <w:ind w:left="454" w:hanging="340"/>
       </w:pPr>
       <w:r>
-        <w:rPr>
-          <w:b w:val="0"/>
-        </w:rPr>
-        <w:t>2. PIHAK KEDUA dan stafnya tidak merekam atau mempublikasikan isi sesi. Dokumentasi diproduksi oleh PIHAK PERTAMA sesuai persetujuan peserta.</w:t>
+        <w:t>2. Selama segmen sesi reflektif dan berbagi cerita, tidak ada foto, video, atau rekaman oleh siapa pun, termasuk PIHAK KEDUA, dan isi sesi tidak dipublikasikan.</w:t>
+      </w:r>
+    </w:p>
+    <w:p>
+      <w:pPr>
+        <w:ind w:left="454" w:hanging="340"/>
+      </w:pPr>
+      <w:r>
+        <w:t>3. Di luar segmen tersebut (kedatangan, foto bersama, book signing, makan-minum), PARA PIHAK boleh mengambil foto dan video untuk dokumentasi dan media sosial, dengan persetujuan peserta yang tampil. PIHAK KEDUA juga boleh mengambil konten di area luar ruangan acara dan area umum Kanteen n Co, tanpa menampilkan peserta yang tidak setuju.</w:t>
       </w:r>
     </w:p>
     <w:p>
@@ -1143,10 +1192,25 @@
           </w:tcPr>
           <w:p>
             <w:r>
+              <w:t xml:space="preserve">Overrun (setelah </w:t>
+            </w:r>
+            <w:r>
               <w:rPr>
-                <w:b w:val="0"/>
+                <w:highlight w:val="yellow"/>
               </w:rPr>
-              <w:t>Lembur, AV, valet, lainnya</w:t>
+              <w:t>[12.30]</w:t>
+            </w:r>
+            <w:r>
+              <w:t xml:space="preserve"> + toleransi </w:t>
+            </w:r>
+            <w:r>
+              <w:rPr>
+                <w:highlight w:val="yellow"/>
+              </w:rPr>
+              <w:t>[15]</w:t>
+            </w:r>
+            <w:r>
+              <w:t xml:space="preserve"> menit)</w:t>
             </w:r>
           </w:p>
         </w:tc>
@@ -1156,10 +1220,31 @@
           </w:tcPr>
           <w:p>
             <w:r>
+              <w:t>Rp</w:t>
+            </w:r>
+            <w:r>
               <w:rPr>
-                <w:b w:val="0"/>
+                <w:highlight w:val="yellow"/>
               </w:rPr>
-              <w:t>0</w:t>
+              <w:t>[ ]</w:t>
+            </w:r>
+            <w:r>
+              <w:t xml:space="preserve"> per </w:t>
+            </w:r>
+            <w:r>
+              <w:rPr>
+                <w:highlight w:val="yellow"/>
+              </w:rPr>
+              <w:t>[30]</w:t>
+            </w:r>
+            <w:r>
+              <w:t xml:space="preserve"> menit, maks Rp</w:t>
+            </w:r>
+            <w:r>
+              <w:rPr>
+                <w:highlight w:val="yellow"/>
+              </w:rPr>
+              <w:t>[ ]</w:t>
             </w:r>
           </w:p>
         </w:tc>
@@ -1169,9 +1254,6 @@
           </w:tcPr>
           <w:p>
             <w:r>
-              <w:rPr>
-                <w:b w:val="0"/>
-              </w:rPr>
               <w:t>-</w:t>
             </w:r>
           </w:p>
@@ -1182,10 +1264,7 @@
           </w:tcPr>
           <w:p>
             <w:r>
-              <w:rPr>
-                <w:b w:val="0"/>
-              </w:rPr>
-              <w:t>0</w:t>
+              <w:t>Rp0 bila tepat waktu</w:t>
             </w:r>
           </w:p>
         </w:tc>
